--- a/data/revised_2026-10_full/outputs/v2/Core_Mathematics/SS1.3_Quadratic_Expressions_and_Equations/Core_Mathematics_Quadratic_Expressions_and_Equations_FinalExplanation_TeacherKey.docx
+++ b/data/revised_2026-10_full/outputs/v2/Core_Mathematics/SS1.3_Quadratic_Expressions_and_Equations/Core_Mathematics_Quadratic_Expressions_and_Equations_FinalExplanation_TeacherKey.docx
@@ -2452,7 +2452,7 @@
         </w:rPr>
         <w:t xml:space="preserve">© 2026 SeaVuria and ARES. This work is licensed under a </w:t>
       </w:r>
-      <w:hyperlink w:history="1" r:id="rIdlgyb0oex948cn2mymqi27">
+      <w:hyperlink w:history="1" r:id="rIdxcpdwdbkpmivu-sa-m1nr">
         <w:r>
           <w:rPr>
             <w:rFonts w:ascii="Arial" w:cs="Arial" w:eastAsia="Arial" w:hAnsi="Arial"/>
@@ -2472,7 +2472,7 @@
         </w:rPr>
         <w:t xml:space="preserve"> (</w:t>
       </w:r>
-      <w:hyperlink w:history="1" r:id="rIdetzafi4okcl3vsv4iocew">
+      <w:hyperlink w:history="1" r:id="rIdt8lfikk0v5eeodrc4wl5f">
         <w:r>
           <w:rPr>
             <w:rFonts w:ascii="Arial" w:cs="Arial" w:eastAsia="Arial" w:hAnsi="Arial"/>
@@ -2492,7 +2492,7 @@
         </w:rPr>
         <w:t xml:space="preserve">). To view a copy of this license, visit </w:t>
       </w:r>
-      <w:hyperlink w:history="1" r:id="rIdtpsoitpmoo5btmohfxpbj">
+      <w:hyperlink w:history="1" r:id="rIdanbks0c5ipyedoj8yjgvz">
         <w:r>
           <w:rPr>
             <w:rFonts w:ascii="Arial" w:cs="Arial" w:eastAsia="Arial" w:hAnsi="Arial"/>
